--- a/docs/Vive_coding_process.docx
+++ b/docs/Vive_coding_process.docx
@@ -85,7 +85,6 @@
       </w:r>
     </w:p>
     <w:p>
-      <w:proofErr w:type="gramStart"/>
       <w:r>
         <w:rPr>
           <w:rFonts w:hint="eastAsia"/>
@@ -100,7 +99,6 @@
         <w:t>venv</w:t>
       </w:r>
       <w:proofErr w:type="spellEnd"/>
-      <w:proofErr w:type="gramEnd"/>
       <w:r>
         <w:rPr>
           <w:rFonts w:hint="eastAsia"/>
@@ -171,21 +169,7 @@
         <w:rPr>
           <w:rFonts w:hint="eastAsia"/>
         </w:rPr>
-        <w:t xml:space="preserve"> </w:t>
-      </w:r>
-      <w:proofErr w:type="gramStart"/>
-      <w:r>
-        <w:rPr>
-          <w:rFonts w:hint="eastAsia"/>
-        </w:rPr>
-        <w:t>Agent &gt;</w:t>
-      </w:r>
-      <w:proofErr w:type="gramEnd"/>
-      <w:r>
-        <w:rPr>
-          <w:rFonts w:hint="eastAsia"/>
-        </w:rPr>
-        <w:t>&gt;</w:t>
+        <w:t xml:space="preserve"> Agent &gt;&gt;</w:t>
       </w:r>
     </w:p>
     <w:p>
@@ -281,7 +265,6 @@
         </w:rPr>
         <w:t xml:space="preserve"> </w:t>
       </w:r>
-      <w:proofErr w:type="gramStart"/>
       <w:r>
         <w:rPr>
           <w:rFonts w:hint="eastAsia"/>
@@ -300,7 +283,6 @@
         </w:rPr>
         <w:t>하는</w:t>
       </w:r>
-      <w:proofErr w:type="gramEnd"/>
       <w:r>
         <w:rPr>
           <w:rFonts w:hint="eastAsia"/>
@@ -828,16 +810,8 @@
         <w:rPr>
           <w:rFonts w:hint="eastAsia"/>
         </w:rPr>
-        <w:t xml:space="preserve"> </w:t>
-      </w:r>
-      <w:proofErr w:type="gramStart"/>
-      <w:r>
-        <w:rPr>
-          <w:rFonts w:hint="eastAsia"/>
-        </w:rPr>
-        <w:t>Agent &gt;</w:t>
-      </w:r>
-      <w:proofErr w:type="gramEnd"/>
+        <w:t xml:space="preserve"> Agent &gt;</w:t>
+      </w:r>
     </w:p>
     <w:p>
       <w:r>
@@ -919,7 +893,6 @@
         <w:t xml:space="preserve"> </w:t>
       </w:r>
       <w:proofErr w:type="spellStart"/>
-      <w:proofErr w:type="gramStart"/>
       <w:r>
         <w:rPr>
           <w:rFonts w:hint="eastAsia"/>
@@ -927,7 +900,6 @@
         <w:t>기재될꺼야</w:t>
       </w:r>
       <w:proofErr w:type="spellEnd"/>
-      <w:proofErr w:type="gramEnd"/>
       <w:r>
         <w:rPr>
           <w:rFonts w:hint="eastAsia"/>
@@ -1025,16 +997,8 @@
         <w:rPr>
           <w:rFonts w:hint="eastAsia"/>
         </w:rPr>
-        <w:t xml:space="preserve"> Agent (Dev.md</w:t>
-      </w:r>
-      <w:proofErr w:type="gramStart"/>
-      <w:r>
-        <w:rPr>
-          <w:rFonts w:hint="eastAsia"/>
-        </w:rPr>
-        <w:t>) &gt;</w:t>
-      </w:r>
-      <w:proofErr w:type="gramEnd"/>
+        <w:t xml:space="preserve"> Agent (Dev.md) &gt;</w:t>
+      </w:r>
     </w:p>
     <w:p>
       <w:r>
@@ -1098,7 +1062,6 @@
         <w:t xml:space="preserve"> </w:t>
       </w:r>
       <w:proofErr w:type="spellStart"/>
-      <w:proofErr w:type="gramStart"/>
       <w:r>
         <w:rPr>
           <w:rFonts w:hint="eastAsia"/>
@@ -1106,7 +1069,6 @@
         <w:t>기재할꺼야</w:t>
       </w:r>
       <w:proofErr w:type="spellEnd"/>
-      <w:proofErr w:type="gramEnd"/>
       <w:r>
         <w:rPr>
           <w:rFonts w:hint="eastAsia"/>
@@ -1531,132 +1493,106 @@
       </w:r>
       <w:proofErr w:type="spellStart"/>
       <w:r>
-        <w:t>search_</w:t>
-      </w:r>
-      <w:proofErr w:type="gramStart"/>
-      <w:r>
-        <w:t>franchise</w:t>
+        <w:t>search_franchise</w:t>
+      </w:r>
+      <w:proofErr w:type="spellEnd"/>
+      <w:r>
+        <w:t>() got an unexpected keyword argument '</w:t>
+      </w:r>
+      <w:proofErr w:type="spellStart"/>
+      <w:r>
+        <w:t>api_key</w:t>
+      </w:r>
+      <w:proofErr w:type="spellEnd"/>
+      <w:r>
+        <w:t>'</w:t>
+      </w:r>
+    </w:p>
+    <w:p/>
+    <w:p>
+      <w:r>
+        <w:t xml:space="preserve">File "C:\AI-agent-proj\.venv\Lib\site-packages\streamlit\runtime\scriptrunner\exec_code.py", line 129, in </w:t>
+      </w:r>
+      <w:proofErr w:type="spellStart"/>
+      <w:r>
+        <w:t>exec_func_with_error_handling</w:t>
+      </w:r>
+      <w:proofErr w:type="spellEnd"/>
+    </w:p>
+    <w:p>
+      <w:r>
+        <w:t xml:space="preserve">    result = </w:t>
+      </w:r>
+      <w:proofErr w:type="spellStart"/>
+      <w:r>
+        <w:t>func</w:t>
+      </w:r>
+      <w:proofErr w:type="spellEnd"/>
+      <w:r>
+        <w:t>()</w:t>
+      </w:r>
+    </w:p>
+    <w:p>
+      <w:r>
+        <w:t xml:space="preserve">File "C:\AI-agent-proj\.venv\Lib\site-packages\streamlit\runtime\scriptrunner\script_runner.py", line 789, in </w:t>
+      </w:r>
+      <w:proofErr w:type="spellStart"/>
+      <w:r>
+        <w:t>code_to_exec</w:t>
+      </w:r>
+      <w:proofErr w:type="spellEnd"/>
+    </w:p>
+    <w:p>
+      <w:r>
+        <w:t xml:space="preserve">    exec(code, module.__</w:t>
+      </w:r>
+      <w:proofErr w:type="spellStart"/>
+      <w:r>
+        <w:t>dict</w:t>
+      </w:r>
+      <w:proofErr w:type="spellEnd"/>
+      <w:r>
+        <w:t xml:space="preserve">__)  # </w:t>
+      </w:r>
+      <w:proofErr w:type="spellStart"/>
+      <w:r>
+        <w:t>noqa</w:t>
+      </w:r>
+      <w:proofErr w:type="spellEnd"/>
+      <w:r>
+        <w:t>: S102</w:t>
+      </w:r>
+    </w:p>
+    <w:p>
+      <w:r>
+        <w:t xml:space="preserve">    ~~~~^^^^^^^^^^^^^^^^^^^^^^^</w:t>
+      </w:r>
+    </w:p>
+    <w:p>
+      <w:r>
+        <w:t>File "C:\AI-agent-proj\main.py", line 323, in &lt;module&gt;</w:t>
+      </w:r>
+    </w:p>
+    <w:p>
+      <w:r>
+        <w:t xml:space="preserve">    res, </w:t>
+      </w:r>
+      <w:proofErr w:type="spellStart"/>
+      <w:r>
+        <w:t>srcs</w:t>
+      </w:r>
+      <w:proofErr w:type="spellEnd"/>
+      <w:r>
+        <w:t xml:space="preserve"> = </w:t>
+      </w:r>
+      <w:proofErr w:type="spellStart"/>
+      <w:r>
+        <w:t>search_franchise</w:t>
       </w:r>
       <w:proofErr w:type="spellEnd"/>
       <w:r>
         <w:t>(</w:t>
       </w:r>
-      <w:proofErr w:type="gramEnd"/>
-      <w:r>
-        <w:t>) got an unexpected keyword argument '</w:t>
-      </w:r>
-      <w:proofErr w:type="spellStart"/>
-      <w:r>
-        <w:t>api_key</w:t>
-      </w:r>
-      <w:proofErr w:type="spellEnd"/>
-      <w:r>
-        <w:t>'</w:t>
-      </w:r>
-    </w:p>
-    <w:p/>
-    <w:p>
-      <w:r>
-        <w:t xml:space="preserve">File "C:\AI-agent-proj\.venv\Lib\site-packages\streamlit\runtime\scriptrunner\exec_code.py", line 129, in </w:t>
-      </w:r>
-      <w:proofErr w:type="spellStart"/>
-      <w:r>
-        <w:t>exec_func_with_error_handling</w:t>
-      </w:r>
-      <w:proofErr w:type="spellEnd"/>
-    </w:p>
-    <w:p>
-      <w:r>
-        <w:t xml:space="preserve">    result = </w:t>
-      </w:r>
-      <w:proofErr w:type="spellStart"/>
-      <w:proofErr w:type="gramStart"/>
-      <w:r>
-        <w:t>func</w:t>
-      </w:r>
-      <w:proofErr w:type="spellEnd"/>
-      <w:r>
-        <w:t>(</w:t>
-      </w:r>
-      <w:proofErr w:type="gramEnd"/>
-      <w:r>
-        <w:t>)</w:t>
-      </w:r>
-    </w:p>
-    <w:p>
-      <w:r>
-        <w:t xml:space="preserve">File "C:\AI-agent-proj\.venv\Lib\site-packages\streamlit\runtime\scriptrunner\script_runner.py", line 789, in </w:t>
-      </w:r>
-      <w:proofErr w:type="spellStart"/>
-      <w:r>
-        <w:t>code_to_exec</w:t>
-      </w:r>
-      <w:proofErr w:type="spellEnd"/>
-    </w:p>
-    <w:p>
-      <w:r>
-        <w:t xml:space="preserve">    </w:t>
-      </w:r>
-      <w:proofErr w:type="gramStart"/>
-      <w:r>
-        <w:t>exec(</w:t>
-      </w:r>
-      <w:proofErr w:type="gramEnd"/>
-      <w:r>
-        <w:t>code, module.__</w:t>
-      </w:r>
-      <w:proofErr w:type="spellStart"/>
-      <w:r>
-        <w:t>dict</w:t>
-      </w:r>
-      <w:proofErr w:type="spellEnd"/>
-      <w:r>
-        <w:t xml:space="preserve">__)  # </w:t>
-      </w:r>
-      <w:proofErr w:type="spellStart"/>
-      <w:r>
-        <w:t>noqa</w:t>
-      </w:r>
-      <w:proofErr w:type="spellEnd"/>
-      <w:r>
-        <w:t>: S102</w:t>
-      </w:r>
-    </w:p>
-    <w:p>
-      <w:r>
-        <w:t xml:space="preserve">    ~~~~^^^^^^^^^^^^^^^^^^^^^^^</w:t>
-      </w:r>
-    </w:p>
-    <w:p>
-      <w:r>
-        <w:t>File "C:\AI-agent-proj\main.py", line 323, in &lt;module&gt;</w:t>
-      </w:r>
-    </w:p>
-    <w:p>
-      <w:r>
-        <w:t xml:space="preserve">    res, </w:t>
-      </w:r>
-      <w:proofErr w:type="spellStart"/>
-      <w:r>
-        <w:t>srcs</w:t>
-      </w:r>
-      <w:proofErr w:type="spellEnd"/>
-      <w:r>
-        <w:t xml:space="preserve"> = </w:t>
-      </w:r>
-      <w:proofErr w:type="spellStart"/>
-      <w:r>
-        <w:t>search_</w:t>
-      </w:r>
-      <w:proofErr w:type="gramStart"/>
-      <w:r>
-        <w:t>franchise</w:t>
-      </w:r>
-      <w:proofErr w:type="spellEnd"/>
-      <w:r>
-        <w:t>(</w:t>
-      </w:r>
-      <w:proofErr w:type="gramEnd"/>
     </w:p>
     <w:p>
       <w:r>
@@ -1669,13 +1605,8 @@
         <w:t xml:space="preserve">        </w:t>
       </w:r>
       <w:proofErr w:type="spellStart"/>
-      <w:proofErr w:type="gramStart"/>
-      <w:r>
-        <w:t>st.session</w:t>
-      </w:r>
-      <w:proofErr w:type="gramEnd"/>
-      <w:r>
-        <w:t>_state.search_query</w:t>
+      <w:r>
+        <w:t>st.session_state.search_query</w:t>
       </w:r>
       <w:proofErr w:type="spellEnd"/>
       <w:r>
@@ -1700,17 +1631,12 @@
         <w:t>=</w:t>
       </w:r>
       <w:proofErr w:type="spellStart"/>
-      <w:proofErr w:type="gramStart"/>
       <w:r>
         <w:t>st.session_state.get</w:t>
       </w:r>
       <w:proofErr w:type="spellEnd"/>
       <w:r>
-        <w:t>(</w:t>
-      </w:r>
-      <w:proofErr w:type="gramEnd"/>
-      <w:r>
-        <w:t>"</w:t>
+        <w:t>("</w:t>
       </w:r>
       <w:proofErr w:type="spellStart"/>
       <w:r>
@@ -1739,17 +1665,12 @@
         <w:t>=</w:t>
       </w:r>
       <w:proofErr w:type="spellStart"/>
-      <w:proofErr w:type="gramStart"/>
       <w:r>
         <w:t>st.session_state.get</w:t>
       </w:r>
       <w:proofErr w:type="spellEnd"/>
       <w:r>
-        <w:t>(</w:t>
-      </w:r>
-      <w:proofErr w:type="gramEnd"/>
-      <w:r>
-        <w:t>"</w:t>
+        <w:t>("</w:t>
       </w:r>
       <w:proofErr w:type="spellStart"/>
       <w:r>
@@ -2600,19 +2521,170 @@
       </w:r>
       <w:proofErr w:type="spellStart"/>
       <w:r>
-        <w:t>verify_business_tax_</w:t>
-      </w:r>
-      <w:proofErr w:type="gramStart"/>
-      <w:r>
-        <w:t>status</w:t>
+        <w:t>verify_business_tax_status</w:t>
+      </w:r>
+      <w:proofErr w:type="spellEnd"/>
+      <w:r>
+        <w:t>() got an unexpected keyword argument '</w:t>
+      </w:r>
+      <w:proofErr w:type="spellStart"/>
+      <w:r>
+        <w:t>service_key</w:t>
+      </w:r>
+      <w:proofErr w:type="spellEnd"/>
+      <w:r>
+        <w:t>'</w:t>
+      </w:r>
+    </w:p>
+    <w:p>
+      <w:pPr>
+        <w:tabs>
+          <w:tab w:val="left" w:pos="1850"/>
+        </w:tabs>
+      </w:pPr>
+    </w:p>
+    <w:p>
+      <w:pPr>
+        <w:tabs>
+          <w:tab w:val="left" w:pos="1850"/>
+        </w:tabs>
+      </w:pPr>
+      <w:r>
+        <w:t xml:space="preserve">File "C:\AI-agent-proj\.venv\Lib\site-packages\streamlit\runtime\scriptrunner\exec_code.py", line 129, in </w:t>
+      </w:r>
+      <w:proofErr w:type="spellStart"/>
+      <w:r>
+        <w:t>exec_func_with_error_handling</w:t>
+      </w:r>
+      <w:proofErr w:type="spellEnd"/>
+    </w:p>
+    <w:p>
+      <w:pPr>
+        <w:tabs>
+          <w:tab w:val="left" w:pos="1850"/>
+        </w:tabs>
+      </w:pPr>
+      <w:r>
+        <w:t xml:space="preserve">    result = </w:t>
+      </w:r>
+      <w:proofErr w:type="spellStart"/>
+      <w:r>
+        <w:t>func</w:t>
+      </w:r>
+      <w:proofErr w:type="spellEnd"/>
+      <w:r>
+        <w:t>()</w:t>
+      </w:r>
+    </w:p>
+    <w:p>
+      <w:pPr>
+        <w:tabs>
+          <w:tab w:val="left" w:pos="1850"/>
+        </w:tabs>
+      </w:pPr>
+      <w:r>
+        <w:t xml:space="preserve">File "C:\AI-agent-proj\.venv\Lib\site-packages\streamlit\runtime\scriptrunner\script_runner.py", line 789, in </w:t>
+      </w:r>
+      <w:proofErr w:type="spellStart"/>
+      <w:r>
+        <w:t>code_to_exec</w:t>
+      </w:r>
+      <w:proofErr w:type="spellEnd"/>
+    </w:p>
+    <w:p>
+      <w:pPr>
+        <w:tabs>
+          <w:tab w:val="left" w:pos="1850"/>
+        </w:tabs>
+      </w:pPr>
+      <w:r>
+        <w:t xml:space="preserve">    exec(code, module.__</w:t>
+      </w:r>
+      <w:proofErr w:type="spellStart"/>
+      <w:r>
+        <w:t>dict</w:t>
+      </w:r>
+      <w:proofErr w:type="spellEnd"/>
+      <w:r>
+        <w:t xml:space="preserve">__)  # </w:t>
+      </w:r>
+      <w:proofErr w:type="spellStart"/>
+      <w:r>
+        <w:t>noqa</w:t>
+      </w:r>
+      <w:proofErr w:type="spellEnd"/>
+      <w:r>
+        <w:t>: S102</w:t>
+      </w:r>
+    </w:p>
+    <w:p>
+      <w:pPr>
+        <w:tabs>
+          <w:tab w:val="left" w:pos="1850"/>
+        </w:tabs>
+      </w:pPr>
+      <w:r>
+        <w:t xml:space="preserve">    ~~~~^^^^^^^^^^^^^^^^^^^^^^^</w:t>
+      </w:r>
+    </w:p>
+    <w:p>
+      <w:pPr>
+        <w:tabs>
+          <w:tab w:val="left" w:pos="1850"/>
+        </w:tabs>
+      </w:pPr>
+      <w:r>
+        <w:t>File "C:\AI-agent-proj\main.py", line 596, in &lt;module&gt;</w:t>
+      </w:r>
+    </w:p>
+    <w:p>
+      <w:pPr>
+        <w:tabs>
+          <w:tab w:val="left" w:pos="1850"/>
+        </w:tabs>
+      </w:pPr>
+      <w:r>
+        <w:t xml:space="preserve">    </w:t>
+      </w:r>
+      <w:proofErr w:type="spellStart"/>
+      <w:r>
+        <w:t>ver_res</w:t>
+      </w:r>
+      <w:proofErr w:type="spellEnd"/>
+      <w:r>
+        <w:t xml:space="preserve"> = </w:t>
+      </w:r>
+      <w:proofErr w:type="spellStart"/>
+      <w:r>
+        <w:t>verify_business_tax_status</w:t>
       </w:r>
       <w:proofErr w:type="spellEnd"/>
       <w:r>
         <w:t>(</w:t>
       </w:r>
-      <w:proofErr w:type="gramEnd"/>
-      <w:r>
-        <w:t>) got an unexpected keyword argument '</w:t>
+      <w:proofErr w:type="spellStart"/>
+      <w:r>
+        <w:t>biz_no_field</w:t>
+      </w:r>
+      <w:proofErr w:type="spellEnd"/>
+      <w:r>
+        <w:t xml:space="preserve">, </w:t>
+      </w:r>
+      <w:proofErr w:type="spellStart"/>
+      <w:r>
+        <w:t>owner_field</w:t>
+      </w:r>
+      <w:proofErr w:type="spellEnd"/>
+      <w:r>
+        <w:t xml:space="preserve">, </w:t>
+      </w:r>
+      <w:proofErr w:type="spellStart"/>
+      <w:r>
+        <w:t>date_field</w:t>
+      </w:r>
+      <w:proofErr w:type="spellEnd"/>
+      <w:r>
+        <w:t xml:space="preserve">, </w:t>
       </w:r>
       <w:proofErr w:type="spellStart"/>
       <w:r>
@@ -2620,7 +2692,15 @@
       </w:r>
       <w:proofErr w:type="spellEnd"/>
       <w:r>
-        <w:t>'</w:t>
+        <w:t>=</w:t>
+      </w:r>
+      <w:proofErr w:type="spellStart"/>
+      <w:r>
+        <w:t>service_key</w:t>
+      </w:r>
+      <w:proofErr w:type="spellEnd"/>
+      <w:r>
+        <w:t>)</w:t>
       </w:r>
     </w:p>
     <w:p>
@@ -2629,6 +2709,12 @@
           <w:tab w:val="left" w:pos="1850"/>
         </w:tabs>
       </w:pPr>
+      <w:r>
+        <w:rPr>
+          <w:rFonts w:hint="eastAsia"/>
+        </w:rPr>
+        <w:t>---------------------------------------- 6.24</w:t>
+      </w:r>
     </w:p>
     <w:p>
       <w:pPr>
@@ -2637,6 +2723,77 @@
         </w:tabs>
       </w:pPr>
       <w:r>
+        <w:rPr>
+          <w:rFonts w:hint="eastAsia"/>
+        </w:rPr>
+        <w:t>다음</w:t>
+      </w:r>
+      <w:r>
+        <w:rPr>
+          <w:rFonts w:hint="eastAsia"/>
+        </w:rPr>
+        <w:t xml:space="preserve"> </w:t>
+      </w:r>
+      <w:r>
+        <w:rPr>
+          <w:rFonts w:hint="eastAsia"/>
+        </w:rPr>
+        <w:t>오류</w:t>
+      </w:r>
+      <w:r>
+        <w:rPr>
+          <w:rFonts w:hint="eastAsia"/>
+        </w:rPr>
+        <w:t xml:space="preserve"> </w:t>
+      </w:r>
+      <w:r>
+        <w:rPr>
+          <w:rFonts w:hint="eastAsia"/>
+        </w:rPr>
+        <w:t>메시지</w:t>
+      </w:r>
+      <w:r>
+        <w:rPr>
+          <w:rFonts w:hint="eastAsia"/>
+        </w:rPr>
+        <w:t xml:space="preserve"> </w:t>
+      </w:r>
+      <w:r>
+        <w:rPr>
+          <w:rFonts w:hint="eastAsia"/>
+        </w:rPr>
+        <w:t>해결해줘</w:t>
+      </w:r>
+    </w:p>
+    <w:p>
+      <w:pPr>
+        <w:tabs>
+          <w:tab w:val="left" w:pos="1850"/>
+        </w:tabs>
+      </w:pPr>
+      <w:proofErr w:type="spellStart"/>
+      <w:r>
+        <w:t>IndexError</w:t>
+      </w:r>
+      <w:proofErr w:type="spellEnd"/>
+      <w:r>
+        <w:t>: list index out of range</w:t>
+      </w:r>
+    </w:p>
+    <w:p>
+      <w:pPr>
+        <w:tabs>
+          <w:tab w:val="left" w:pos="1850"/>
+        </w:tabs>
+      </w:pPr>
+    </w:p>
+    <w:p>
+      <w:pPr>
+        <w:tabs>
+          <w:tab w:val="left" w:pos="1850"/>
+        </w:tabs>
+      </w:pPr>
+      <w:r>
         <w:t xml:space="preserve">File "C:\AI-agent-proj\.venv\Lib\site-packages\streamlit\runtime\scriptrunner\exec_code.py", line 129, in </w:t>
       </w:r>
       <w:proofErr w:type="spellStart"/>
@@ -2655,17 +2812,12 @@
         <w:t xml:space="preserve">    result = </w:t>
       </w:r>
       <w:proofErr w:type="spellStart"/>
-      <w:proofErr w:type="gramStart"/>
       <w:r>
         <w:t>func</w:t>
       </w:r>
       <w:proofErr w:type="spellEnd"/>
       <w:r>
-        <w:t>(</w:t>
-      </w:r>
-      <w:proofErr w:type="gramEnd"/>
-      <w:r>
-        <w:t>)</w:t>
+        <w:t>()</w:t>
       </w:r>
     </w:p>
     <w:p>
@@ -2690,15 +2842,7 @@
         </w:tabs>
       </w:pPr>
       <w:r>
-        <w:t xml:space="preserve">    </w:t>
-      </w:r>
-      <w:proofErr w:type="gramStart"/>
-      <w:r>
-        <w:t>exec(</w:t>
-      </w:r>
-      <w:proofErr w:type="gramEnd"/>
-      <w:r>
-        <w:t>code, module.__</w:t>
+        <w:t xml:space="preserve">    exec(code, module.__</w:t>
       </w:r>
       <w:proofErr w:type="spellStart"/>
       <w:r>
@@ -2734,7 +2878,7 @@
         </w:tabs>
       </w:pPr>
       <w:r>
-        <w:t>File "C:\AI-agent-proj\main.py", line 596, in &lt;module&gt;</w:t>
+        <w:t>File "C:\AI-agent-proj\main.py", line 626, in &lt;module&gt;</w:t>
       </w:r>
     </w:p>
     <w:p>
@@ -2744,68 +2888,15 @@
         </w:tabs>
       </w:pPr>
       <w:r>
-        <w:t xml:space="preserve">    </w:t>
-      </w:r>
-      <w:proofErr w:type="spellStart"/>
-      <w:r>
-        <w:t>ver_res</w:t>
-      </w:r>
-      <w:proofErr w:type="spellEnd"/>
-      <w:r>
-        <w:t xml:space="preserve"> = </w:t>
-      </w:r>
-      <w:proofErr w:type="spellStart"/>
-      <w:r>
-        <w:t>verify_business_tax_</w:t>
-      </w:r>
-      <w:proofErr w:type="gramStart"/>
-      <w:r>
-        <w:t>status</w:t>
-      </w:r>
-      <w:proofErr w:type="spellEnd"/>
-      <w:r>
-        <w:t>(</w:t>
-      </w:r>
-      <w:proofErr w:type="spellStart"/>
-      <w:proofErr w:type="gramEnd"/>
-      <w:r>
-        <w:t>biz_no_field</w:t>
-      </w:r>
-      <w:proofErr w:type="spellEnd"/>
-      <w:r>
-        <w:t xml:space="preserve">, </w:t>
-      </w:r>
-      <w:proofErr w:type="spellStart"/>
-      <w:r>
-        <w:t>owner_field</w:t>
-      </w:r>
-      <w:proofErr w:type="spellEnd"/>
-      <w:r>
-        <w:t xml:space="preserve">, </w:t>
-      </w:r>
-      <w:proofErr w:type="spellStart"/>
-      <w:r>
-        <w:t>date_field</w:t>
-      </w:r>
-      <w:proofErr w:type="spellEnd"/>
-      <w:r>
-        <w:t xml:space="preserve">, </w:t>
-      </w:r>
-      <w:proofErr w:type="spellStart"/>
-      <w:r>
-        <w:t>service_key</w:t>
-      </w:r>
-      <w:proofErr w:type="spellEnd"/>
-      <w:r>
-        <w:t>=</w:t>
-      </w:r>
-      <w:proofErr w:type="spellStart"/>
-      <w:r>
-        <w:t>service_key</w:t>
-      </w:r>
-      <w:proofErr w:type="spellEnd"/>
-      <w:r>
-        <w:t>)</w:t>
+        <w:t xml:space="preserve">    with cols[</w:t>
+      </w:r>
+      <w:proofErr w:type="spellStart"/>
+      <w:r>
+        <w:t>i</w:t>
+      </w:r>
+      <w:proofErr w:type="spellEnd"/>
+      <w:r>
+        <w:t>]:</w:t>
       </w:r>
     </w:p>
     <w:p>
@@ -2815,10 +2906,7 @@
         </w:tabs>
       </w:pPr>
       <w:r>
-        <w:rPr>
-          <w:rFonts w:hint="eastAsia"/>
-        </w:rPr>
-        <w:t>---------------------------------------- 6.24</w:t>
+        <w:t xml:space="preserve">         ~~~~^^^</w:t>
       </w:r>
     </w:p>
     <w:p>
@@ -2831,43 +2919,7 @@
         <w:rPr>
           <w:rFonts w:hint="eastAsia"/>
         </w:rPr>
-        <w:t>다음</w:t>
-      </w:r>
-      <w:r>
-        <w:rPr>
-          <w:rFonts w:hint="eastAsia"/>
-        </w:rPr>
-        <w:t xml:space="preserve"> </w:t>
-      </w:r>
-      <w:r>
-        <w:rPr>
-          <w:rFonts w:hint="eastAsia"/>
-        </w:rPr>
-        <w:t>오류</w:t>
-      </w:r>
-      <w:r>
-        <w:rPr>
-          <w:rFonts w:hint="eastAsia"/>
-        </w:rPr>
-        <w:t xml:space="preserve"> </w:t>
-      </w:r>
-      <w:r>
-        <w:rPr>
-          <w:rFonts w:hint="eastAsia"/>
-        </w:rPr>
-        <w:t>메시지</w:t>
-      </w:r>
-      <w:r>
-        <w:rPr>
-          <w:rFonts w:hint="eastAsia"/>
-        </w:rPr>
-        <w:t xml:space="preserve"> </w:t>
-      </w:r>
-      <w:r>
-        <w:rPr>
-          <w:rFonts w:hint="eastAsia"/>
-        </w:rPr>
-        <w:t>해결해줘</w:t>
+        <w:t xml:space="preserve">----------------------------------- </w:t>
       </w:r>
     </w:p>
     <w:p>
@@ -2876,177 +2928,10 @@
           <w:tab w:val="left" w:pos="1850"/>
         </w:tabs>
       </w:pPr>
-      <w:proofErr w:type="spellStart"/>
-      <w:r>
-        <w:t>IndexError</w:t>
-      </w:r>
-      <w:proofErr w:type="spellEnd"/>
-      <w:r>
-        <w:t>: list index out of range</w:t>
-      </w:r>
-    </w:p>
-    <w:p>
-      <w:pPr>
-        <w:tabs>
-          <w:tab w:val="left" w:pos="1850"/>
-        </w:tabs>
-      </w:pPr>
-    </w:p>
-    <w:p>
-      <w:pPr>
-        <w:tabs>
-          <w:tab w:val="left" w:pos="1850"/>
-        </w:tabs>
-      </w:pPr>
-      <w:r>
-        <w:t xml:space="preserve">File "C:\AI-agent-proj\.venv\Lib\site-packages\streamlit\runtime\scriptrunner\exec_code.py", line 129, in </w:t>
-      </w:r>
-      <w:proofErr w:type="spellStart"/>
-      <w:r>
-        <w:t>exec_func_with_error_handling</w:t>
-      </w:r>
-      <w:proofErr w:type="spellEnd"/>
-    </w:p>
-    <w:p>
-      <w:pPr>
-        <w:tabs>
-          <w:tab w:val="left" w:pos="1850"/>
-        </w:tabs>
-      </w:pPr>
-      <w:r>
-        <w:t xml:space="preserve">    result = </w:t>
-      </w:r>
-      <w:proofErr w:type="spellStart"/>
-      <w:proofErr w:type="gramStart"/>
-      <w:r>
-        <w:t>func</w:t>
-      </w:r>
-      <w:proofErr w:type="spellEnd"/>
-      <w:r>
-        <w:t>(</w:t>
-      </w:r>
-      <w:proofErr w:type="gramEnd"/>
-      <w:r>
-        <w:t>)</w:t>
-      </w:r>
-    </w:p>
-    <w:p>
-      <w:pPr>
-        <w:tabs>
-          <w:tab w:val="left" w:pos="1850"/>
-        </w:tabs>
-      </w:pPr>
-      <w:r>
-        <w:t xml:space="preserve">File "C:\AI-agent-proj\.venv\Lib\site-packages\streamlit\runtime\scriptrunner\script_runner.py", line 789, in </w:t>
-      </w:r>
-      <w:proofErr w:type="spellStart"/>
-      <w:r>
-        <w:t>code_to_exec</w:t>
-      </w:r>
-      <w:proofErr w:type="spellEnd"/>
-    </w:p>
-    <w:p>
-      <w:pPr>
-        <w:tabs>
-          <w:tab w:val="left" w:pos="1850"/>
-        </w:tabs>
-      </w:pPr>
-      <w:r>
-        <w:t xml:space="preserve">    </w:t>
-      </w:r>
-      <w:proofErr w:type="gramStart"/>
-      <w:r>
-        <w:t>exec(</w:t>
-      </w:r>
-      <w:proofErr w:type="gramEnd"/>
-      <w:r>
-        <w:t>code, module.__</w:t>
-      </w:r>
-      <w:proofErr w:type="spellStart"/>
-      <w:r>
-        <w:t>dict</w:t>
-      </w:r>
-      <w:proofErr w:type="spellEnd"/>
-      <w:r>
-        <w:t xml:space="preserve">__)  # </w:t>
-      </w:r>
-      <w:proofErr w:type="spellStart"/>
-      <w:r>
-        <w:t>noqa</w:t>
-      </w:r>
-      <w:proofErr w:type="spellEnd"/>
-      <w:r>
-        <w:t>: S102</w:t>
-      </w:r>
-    </w:p>
-    <w:p>
-      <w:pPr>
-        <w:tabs>
-          <w:tab w:val="left" w:pos="1850"/>
-        </w:tabs>
-      </w:pPr>
-      <w:r>
-        <w:t xml:space="preserve">    ~~~~^^^^^^^^^^^^^^^^^^^^^^^</w:t>
-      </w:r>
-    </w:p>
-    <w:p>
-      <w:pPr>
-        <w:tabs>
-          <w:tab w:val="left" w:pos="1850"/>
-        </w:tabs>
-      </w:pPr>
-      <w:r>
-        <w:t>File "C:\AI-agent-proj\main.py", line 626, in &lt;module&gt;</w:t>
-      </w:r>
-    </w:p>
-    <w:p>
-      <w:pPr>
-        <w:tabs>
-          <w:tab w:val="left" w:pos="1850"/>
-        </w:tabs>
-      </w:pPr>
-      <w:r>
-        <w:t xml:space="preserve">    with cols[</w:t>
-      </w:r>
-      <w:proofErr w:type="spellStart"/>
-      <w:r>
-        <w:t>i</w:t>
-      </w:r>
-      <w:proofErr w:type="spellEnd"/>
-      <w:r>
-        <w:t>]:</w:t>
-      </w:r>
-    </w:p>
-    <w:p>
-      <w:pPr>
-        <w:tabs>
-          <w:tab w:val="left" w:pos="1850"/>
-        </w:tabs>
-      </w:pPr>
-      <w:r>
-        <w:t xml:space="preserve">         ~~~~^^^</w:t>
-      </w:r>
-    </w:p>
-    <w:p>
-      <w:pPr>
-        <w:tabs>
-          <w:tab w:val="left" w:pos="1850"/>
-        </w:tabs>
-      </w:pPr>
-      <w:r>
-        <w:rPr>
-          <w:rFonts w:hint="eastAsia"/>
-        </w:rPr>
-        <w:t xml:space="preserve">----------------------------------- </w:t>
-      </w:r>
-    </w:p>
-    <w:p>
-      <w:pPr>
-        <w:tabs>
-          <w:tab w:val="left" w:pos="1850"/>
-        </w:tabs>
-      </w:pPr>
-      <w:r>
+      <w:r>
+        <w:rPr>
+          <w:noProof/>
+        </w:rPr>
         <w:lastRenderedPageBreak/>
         <w:drawing>
           <wp:inline distT="0" distB="0" distL="0" distR="0" wp14:anchorId="3299EF5F" wp14:editId="5680E754">
@@ -3083,6 +2968,425 @@
             </a:graphic>
           </wp:inline>
         </w:drawing>
+      </w:r>
+    </w:p>
+    <w:p>
+      <w:pPr>
+        <w:tabs>
+          <w:tab w:val="left" w:pos="1850"/>
+        </w:tabs>
+      </w:pPr>
+      <w:r>
+        <w:rPr>
+          <w:rFonts w:hint="eastAsia"/>
+        </w:rPr>
+        <w:t xml:space="preserve">------------------------------------ </w:t>
+      </w:r>
+    </w:p>
+    <w:p>
+      <w:pPr>
+        <w:tabs>
+          <w:tab w:val="left" w:pos="1850"/>
+        </w:tabs>
+      </w:pPr>
+      <w:r>
+        <w:t>“</w:t>
+      </w:r>
+      <w:r>
+        <w:rPr>
+          <w:rFonts w:hint="eastAsia"/>
+        </w:rPr>
+        <w:t>표준</w:t>
+      </w:r>
+      <w:r>
+        <w:rPr>
+          <w:rFonts w:hint="eastAsia"/>
+        </w:rPr>
+        <w:t xml:space="preserve"> </w:t>
+      </w:r>
+      <w:r>
+        <w:rPr>
+          <w:rFonts w:hint="eastAsia"/>
+        </w:rPr>
+        <w:t>권리금</w:t>
+      </w:r>
+      <w:r>
+        <w:rPr>
+          <w:rFonts w:hint="eastAsia"/>
+        </w:rPr>
+        <w:t xml:space="preserve"> </w:t>
+      </w:r>
+      <w:r>
+        <w:rPr>
+          <w:rFonts w:hint="eastAsia"/>
+        </w:rPr>
+        <w:t>계약서</w:t>
+      </w:r>
+      <w:r>
+        <w:rPr>
+          <w:rFonts w:hint="eastAsia"/>
+        </w:rPr>
+        <w:t xml:space="preserve"> </w:t>
+      </w:r>
+      <w:r>
+        <w:rPr>
+          <w:rFonts w:hint="eastAsia"/>
+        </w:rPr>
+        <w:t>초안</w:t>
+      </w:r>
+      <w:r>
+        <w:rPr>
+          <w:rFonts w:hint="eastAsia"/>
+        </w:rPr>
+        <w:t xml:space="preserve"> </w:t>
+      </w:r>
+      <w:r>
+        <w:rPr>
+          <w:rFonts w:hint="eastAsia"/>
+        </w:rPr>
+        <w:t>빌드</w:t>
+      </w:r>
+      <w:r>
+        <w:t>”</w:t>
+      </w:r>
+      <w:r>
+        <w:rPr>
+          <w:rFonts w:hint="eastAsia"/>
+        </w:rPr>
+        <w:t>에서</w:t>
+      </w:r>
+      <w:r>
+        <w:rPr>
+          <w:rFonts w:hint="eastAsia"/>
+        </w:rPr>
+        <w:t xml:space="preserve"> </w:t>
+      </w:r>
+      <w:r>
+        <w:rPr>
+          <w:rFonts w:hint="eastAsia"/>
+        </w:rPr>
+        <w:t>다음</w:t>
+      </w:r>
+      <w:r>
+        <w:rPr>
+          <w:rFonts w:hint="eastAsia"/>
+        </w:rPr>
+        <w:t xml:space="preserve"> </w:t>
+      </w:r>
+      <w:r>
+        <w:rPr>
+          <w:rFonts w:hint="eastAsia"/>
+        </w:rPr>
+        <w:t>오류</w:t>
+      </w:r>
+      <w:r>
+        <w:rPr>
+          <w:rFonts w:hint="eastAsia"/>
+        </w:rPr>
+        <w:t xml:space="preserve"> </w:t>
+      </w:r>
+      <w:r>
+        <w:rPr>
+          <w:rFonts w:hint="eastAsia"/>
+        </w:rPr>
+        <w:t>메시지</w:t>
+      </w:r>
+      <w:r>
+        <w:rPr>
+          <w:rFonts w:hint="eastAsia"/>
+        </w:rPr>
+        <w:t xml:space="preserve"> </w:t>
+      </w:r>
+      <w:r>
+        <w:rPr>
+          <w:rFonts w:hint="eastAsia"/>
+        </w:rPr>
+        <w:t>해결해줘</w:t>
+      </w:r>
+    </w:p>
+    <w:p>
+      <w:pPr>
+        <w:tabs>
+          <w:tab w:val="left" w:pos="1832"/>
+        </w:tabs>
+      </w:pPr>
+      <w:r>
+        <w:t>File "/mount/</w:t>
+      </w:r>
+      <w:proofErr w:type="spellStart"/>
+      <w:r>
+        <w:t>src</w:t>
+      </w:r>
+      <w:proofErr w:type="spellEnd"/>
+      <w:r>
+        <w:t>/ai-agent-</w:t>
+      </w:r>
+      <w:proofErr w:type="spellStart"/>
+      <w:r>
+        <w:t>proj</w:t>
+      </w:r>
+      <w:proofErr w:type="spellEnd"/>
+      <w:r>
+        <w:t>/streamlit_app.py", line 16, in &lt;module&gt;</w:t>
+      </w:r>
+    </w:p>
+    <w:p>
+      <w:pPr>
+        <w:tabs>
+          <w:tab w:val="left" w:pos="1832"/>
+        </w:tabs>
+      </w:pPr>
+      <w:r>
+        <w:t xml:space="preserve">    exec(code, </w:t>
+      </w:r>
+      <w:proofErr w:type="spellStart"/>
+      <w:r>
+        <w:t>globals</w:t>
+      </w:r>
+      <w:proofErr w:type="spellEnd"/>
+      <w:r>
+        <w:t>())</w:t>
+      </w:r>
+    </w:p>
+    <w:p>
+      <w:pPr>
+        <w:tabs>
+          <w:tab w:val="left" w:pos="1832"/>
+        </w:tabs>
+      </w:pPr>
+      <w:r>
+        <w:t xml:space="preserve">    ~~~~^^^^^^^^^^^^^^^^^</w:t>
+      </w:r>
+    </w:p>
+    <w:p>
+      <w:pPr>
+        <w:tabs>
+          <w:tab w:val="left" w:pos="1832"/>
+        </w:tabs>
+      </w:pPr>
+      <w:r>
+        <w:t>File "&lt;string&gt;", line 942, in &lt;module&gt;</w:t>
+      </w:r>
+    </w:p>
+    <w:p>
+      <w:pPr>
+        <w:tabs>
+          <w:tab w:val="left" w:pos="1832"/>
+        </w:tabs>
+      </w:pPr>
+      <w:r>
+        <w:t>File "/mount/</w:t>
+      </w:r>
+      <w:proofErr w:type="spellStart"/>
+      <w:r>
+        <w:t>src</w:t>
+      </w:r>
+      <w:proofErr w:type="spellEnd"/>
+      <w:r>
+        <w:t>/ai-agent-</w:t>
+      </w:r>
+      <w:proofErr w:type="spellStart"/>
+      <w:r>
+        <w:t>proj</w:t>
+      </w:r>
+      <w:proofErr w:type="spellEnd"/>
+      <w:r>
+        <w:t xml:space="preserve">/app/utils.py", line 501, in </w:t>
+      </w:r>
+      <w:proofErr w:type="spellStart"/>
+      <w:r>
+        <w:t>generate_contract_pdf</w:t>
+      </w:r>
+      <w:proofErr w:type="spellEnd"/>
+    </w:p>
+    <w:p>
+      <w:pPr>
+        <w:tabs>
+          <w:tab w:val="left" w:pos="1832"/>
+        </w:tabs>
+      </w:pPr>
+      <w:r>
+        <w:t xml:space="preserve">    pdf = </w:t>
+      </w:r>
+      <w:proofErr w:type="spellStart"/>
+      <w:r>
+        <w:t>PremiumContractPDF</w:t>
+      </w:r>
+      <w:proofErr w:type="spellEnd"/>
+      <w:r>
+        <w:t>()</w:t>
+      </w:r>
+    </w:p>
+    <w:p>
+      <w:pPr>
+        <w:tabs>
+          <w:tab w:val="left" w:pos="1832"/>
+        </w:tabs>
+      </w:pPr>
+      <w:r>
+        <w:t>File "/mount/</w:t>
+      </w:r>
+      <w:proofErr w:type="spellStart"/>
+      <w:r>
+        <w:t>src</w:t>
+      </w:r>
+      <w:proofErr w:type="spellEnd"/>
+      <w:r>
+        <w:t>/ai-agent-</w:t>
+      </w:r>
+      <w:proofErr w:type="spellStart"/>
+      <w:r>
+        <w:t>proj</w:t>
+      </w:r>
+      <w:proofErr w:type="spellEnd"/>
+      <w:r>
+        <w:t>/app/utils.py", line 470, in __</w:t>
+      </w:r>
+      <w:proofErr w:type="spellStart"/>
+      <w:r>
+        <w:t>init</w:t>
+      </w:r>
+      <w:proofErr w:type="spellEnd"/>
+      <w:r>
+        <w:t>__</w:t>
+      </w:r>
+    </w:p>
+    <w:p>
+      <w:pPr>
+        <w:tabs>
+          <w:tab w:val="left" w:pos="1832"/>
+        </w:tabs>
+      </w:pPr>
+      <w:r>
+        <w:t xml:space="preserve">    </w:t>
+      </w:r>
+      <w:proofErr w:type="spellStart"/>
+      <w:r>
+        <w:t>self.add_font</w:t>
+      </w:r>
+      <w:proofErr w:type="spellEnd"/>
+      <w:r>
+        <w:t>("</w:t>
+      </w:r>
+      <w:proofErr w:type="spellStart"/>
+      <w:r>
+        <w:t>Malgun</w:t>
+      </w:r>
+      <w:proofErr w:type="spellEnd"/>
+      <w:r>
+        <w:t xml:space="preserve">", "", </w:t>
+      </w:r>
+      <w:proofErr w:type="spellStart"/>
+      <w:r>
+        <w:t>font_regular</w:t>
+      </w:r>
+      <w:proofErr w:type="spellEnd"/>
+      <w:r>
+        <w:t>)</w:t>
+      </w:r>
+    </w:p>
+    <w:p>
+      <w:pPr>
+        <w:tabs>
+          <w:tab w:val="left" w:pos="1832"/>
+        </w:tabs>
+      </w:pPr>
+      <w:r>
+        <w:lastRenderedPageBreak/>
+        <w:t xml:space="preserve">    ~~~~~~~~~~~~~^^^^^^^^^^^^^^^^^^^^^^^^^^^^</w:t>
+      </w:r>
+    </w:p>
+    <w:p>
+      <w:pPr>
+        <w:tabs>
+          <w:tab w:val="left" w:pos="1832"/>
+        </w:tabs>
+      </w:pPr>
+      <w:r>
+        <w:t>File "/home/adminuser/venv/lib/python3.14/site-packages/fpdf/deprecation.py", line 59, in wrapper</w:t>
+      </w:r>
+    </w:p>
+    <w:p>
+      <w:pPr>
+        <w:tabs>
+          <w:tab w:val="left" w:pos="1832"/>
+        </w:tabs>
+      </w:pPr>
+      <w:r>
+        <w:t xml:space="preserve">    return </w:t>
+      </w:r>
+      <w:proofErr w:type="spellStart"/>
+      <w:r>
+        <w:t>fn</w:t>
+      </w:r>
+      <w:proofErr w:type="spellEnd"/>
+      <w:r>
+        <w:t>(*</w:t>
+      </w:r>
+      <w:proofErr w:type="spellStart"/>
+      <w:r>
+        <w:t>args</w:t>
+      </w:r>
+      <w:proofErr w:type="spellEnd"/>
+      <w:r>
+        <w:t>, **</w:t>
+      </w:r>
+      <w:proofErr w:type="spellStart"/>
+      <w:r>
+        <w:t>kwargs</w:t>
+      </w:r>
+      <w:proofErr w:type="spellEnd"/>
+      <w:r>
+        <w:t>)</w:t>
+      </w:r>
+    </w:p>
+    <w:p>
+      <w:pPr>
+        <w:tabs>
+          <w:tab w:val="left" w:pos="1832"/>
+        </w:tabs>
+      </w:pPr>
+      <w:r>
+        <w:t xml:space="preserve">File "/home/adminuser/venv/lib/python3.14/site-packages/fpdf/fpdf.py", line 2531, in </w:t>
+      </w:r>
+      <w:proofErr w:type="spellStart"/>
+      <w:r>
+        <w:t>add_font</w:t>
+      </w:r>
+      <w:proofErr w:type="spellEnd"/>
+    </w:p>
+    <w:p>
+      <w:pPr>
+        <w:tabs>
+          <w:tab w:val="left" w:pos="1832"/>
+        </w:tabs>
+      </w:pPr>
+      <w:r>
+        <w:t xml:space="preserve">    raise </w:t>
+      </w:r>
+      <w:proofErr w:type="spellStart"/>
+      <w:r>
+        <w:t>FileNotFoundError</w:t>
+      </w:r>
+      <w:proofErr w:type="spellEnd"/>
+      <w:r>
+        <w:t>(</w:t>
+      </w:r>
+      <w:proofErr w:type="spellStart"/>
+      <w:r>
+        <w:t>f"TTF</w:t>
+      </w:r>
+      <w:proofErr w:type="spellEnd"/>
+      <w:r>
+        <w:t xml:space="preserve"> Font file not found: {</w:t>
+      </w:r>
+      <w:proofErr w:type="spellStart"/>
+      <w:r>
+        <w:t>fname</w:t>
+      </w:r>
+      <w:proofErr w:type="spellEnd"/>
+      <w:r>
+        <w:t>}")</w:t>
       </w:r>
     </w:p>
     <w:p>
@@ -3899,7 +4203,6 @@
   <w:style w:type="character" w:default="1" w:styleId="a0">
     <w:name w:val="Default Paragraph Font"/>
     <w:uiPriority w:val="1"/>
-    <w:semiHidden/>
     <w:unhideWhenUsed/>
   </w:style>
   <w:style w:type="table" w:default="1" w:styleId="a1">

--- a/docs/Vive_coding_process.docx
+++ b/docs/Vive_coding_process.docx
@@ -85,6 +85,7 @@
       </w:r>
     </w:p>
     <w:p>
+      <w:proofErr w:type="gramStart"/>
       <w:r>
         <w:rPr>
           <w:rFonts w:hint="eastAsia"/>
@@ -99,6 +100,7 @@
         <w:t>venv</w:t>
       </w:r>
       <w:proofErr w:type="spellEnd"/>
+      <w:proofErr w:type="gramEnd"/>
       <w:r>
         <w:rPr>
           <w:rFonts w:hint="eastAsia"/>
@@ -169,7 +171,21 @@
         <w:rPr>
           <w:rFonts w:hint="eastAsia"/>
         </w:rPr>
-        <w:t xml:space="preserve"> Agent &gt;&gt;</w:t>
+        <w:t xml:space="preserve"> </w:t>
+      </w:r>
+      <w:proofErr w:type="gramStart"/>
+      <w:r>
+        <w:rPr>
+          <w:rFonts w:hint="eastAsia"/>
+        </w:rPr>
+        <w:t>Agent &gt;</w:t>
+      </w:r>
+      <w:proofErr w:type="gramEnd"/>
+      <w:r>
+        <w:rPr>
+          <w:rFonts w:hint="eastAsia"/>
+        </w:rPr>
+        <w:t>&gt;</w:t>
       </w:r>
     </w:p>
     <w:p>
@@ -265,6 +281,7 @@
         </w:rPr>
         <w:t xml:space="preserve"> </w:t>
       </w:r>
+      <w:proofErr w:type="gramStart"/>
       <w:r>
         <w:rPr>
           <w:rFonts w:hint="eastAsia"/>
@@ -283,6 +300,7 @@
         </w:rPr>
         <w:t>하는</w:t>
       </w:r>
+      <w:proofErr w:type="gramEnd"/>
       <w:r>
         <w:rPr>
           <w:rFonts w:hint="eastAsia"/>
@@ -810,8 +828,16 @@
         <w:rPr>
           <w:rFonts w:hint="eastAsia"/>
         </w:rPr>
-        <w:t xml:space="preserve"> Agent &gt;</w:t>
-      </w:r>
+        <w:t xml:space="preserve"> </w:t>
+      </w:r>
+      <w:proofErr w:type="gramStart"/>
+      <w:r>
+        <w:rPr>
+          <w:rFonts w:hint="eastAsia"/>
+        </w:rPr>
+        <w:t>Agent &gt;</w:t>
+      </w:r>
+      <w:proofErr w:type="gramEnd"/>
     </w:p>
     <w:p>
       <w:r>
@@ -893,6 +919,7 @@
         <w:t xml:space="preserve"> </w:t>
       </w:r>
       <w:proofErr w:type="spellStart"/>
+      <w:proofErr w:type="gramStart"/>
       <w:r>
         <w:rPr>
           <w:rFonts w:hint="eastAsia"/>
@@ -900,6 +927,7 @@
         <w:t>기재될꺼야</w:t>
       </w:r>
       <w:proofErr w:type="spellEnd"/>
+      <w:proofErr w:type="gramEnd"/>
       <w:r>
         <w:rPr>
           <w:rFonts w:hint="eastAsia"/>
@@ -997,8 +1025,16 @@
         <w:rPr>
           <w:rFonts w:hint="eastAsia"/>
         </w:rPr>
-        <w:t xml:space="preserve"> Agent (Dev.md) &gt;</w:t>
-      </w:r>
+        <w:t xml:space="preserve"> Agent (Dev.md</w:t>
+      </w:r>
+      <w:proofErr w:type="gramStart"/>
+      <w:r>
+        <w:rPr>
+          <w:rFonts w:hint="eastAsia"/>
+        </w:rPr>
+        <w:t>) &gt;</w:t>
+      </w:r>
+      <w:proofErr w:type="gramEnd"/>
     </w:p>
     <w:p>
       <w:r>
@@ -1062,6 +1098,7 @@
         <w:t xml:space="preserve"> </w:t>
       </w:r>
       <w:proofErr w:type="spellStart"/>
+      <w:proofErr w:type="gramStart"/>
       <w:r>
         <w:rPr>
           <w:rFonts w:hint="eastAsia"/>
@@ -1069,6 +1106,7 @@
         <w:t>기재할꺼야</w:t>
       </w:r>
       <w:proofErr w:type="spellEnd"/>
+      <w:proofErr w:type="gramEnd"/>
       <w:r>
         <w:rPr>
           <w:rFonts w:hint="eastAsia"/>
@@ -1493,11 +1531,19 @@
       </w:r>
       <w:proofErr w:type="spellStart"/>
       <w:r>
-        <w:t>search_franchise</w:t>
-      </w:r>
-      <w:proofErr w:type="spellEnd"/>
-      <w:r>
-        <w:t>() got an unexpected keyword argument '</w:t>
+        <w:t>search_</w:t>
+      </w:r>
+      <w:proofErr w:type="gramStart"/>
+      <w:r>
+        <w:t>franchise</w:t>
+      </w:r>
+      <w:proofErr w:type="spellEnd"/>
+      <w:r>
+        <w:t>(</w:t>
+      </w:r>
+      <w:proofErr w:type="gramEnd"/>
+      <w:r>
+        <w:t>) got an unexpected keyword argument '</w:t>
       </w:r>
       <w:proofErr w:type="spellStart"/>
       <w:r>
@@ -1524,12 +1570,17 @@
         <w:t xml:space="preserve">    result = </w:t>
       </w:r>
       <w:proofErr w:type="spellStart"/>
+      <w:proofErr w:type="gramStart"/>
       <w:r>
         <w:t>func</w:t>
       </w:r>
       <w:proofErr w:type="spellEnd"/>
       <w:r>
-        <w:t>()</w:t>
+        <w:t>(</w:t>
+      </w:r>
+      <w:proofErr w:type="gramEnd"/>
+      <w:r>
+        <w:t>)</w:t>
       </w:r>
     </w:p>
     <w:p>
@@ -1544,7 +1595,15 @@
     </w:p>
     <w:p>
       <w:r>
-        <w:t xml:space="preserve">    exec(code, module.__</w:t>
+        <w:t xml:space="preserve">    </w:t>
+      </w:r>
+      <w:proofErr w:type="gramStart"/>
+      <w:r>
+        <w:t>exec(</w:t>
+      </w:r>
+      <w:proofErr w:type="gramEnd"/>
+      <w:r>
+        <w:t>code, module.__</w:t>
       </w:r>
       <w:proofErr w:type="spellStart"/>
       <w:r>
@@ -1587,12 +1646,17 @@
       </w:r>
       <w:proofErr w:type="spellStart"/>
       <w:r>
-        <w:t>search_franchise</w:t>
+        <w:t>search_</w:t>
+      </w:r>
+      <w:proofErr w:type="gramStart"/>
+      <w:r>
+        <w:t>franchise</w:t>
       </w:r>
       <w:proofErr w:type="spellEnd"/>
       <w:r>
         <w:t>(</w:t>
       </w:r>
+      <w:proofErr w:type="gramEnd"/>
     </w:p>
     <w:p>
       <w:r>
@@ -1605,8 +1669,13 @@
         <w:t xml:space="preserve">        </w:t>
       </w:r>
       <w:proofErr w:type="spellStart"/>
-      <w:r>
-        <w:t>st.session_state.search_query</w:t>
+      <w:proofErr w:type="gramStart"/>
+      <w:r>
+        <w:t>st.session</w:t>
+      </w:r>
+      <w:proofErr w:type="gramEnd"/>
+      <w:r>
+        <w:t>_state.search_query</w:t>
       </w:r>
       <w:proofErr w:type="spellEnd"/>
       <w:r>
@@ -1631,12 +1700,17 @@
         <w:t>=</w:t>
       </w:r>
       <w:proofErr w:type="spellStart"/>
+      <w:proofErr w:type="gramStart"/>
       <w:r>
         <w:t>st.session_state.get</w:t>
       </w:r>
       <w:proofErr w:type="spellEnd"/>
       <w:r>
-        <w:t>("</w:t>
+        <w:t>(</w:t>
+      </w:r>
+      <w:proofErr w:type="gramEnd"/>
+      <w:r>
+        <w:t>"</w:t>
       </w:r>
       <w:proofErr w:type="spellStart"/>
       <w:r>
@@ -1665,12 +1739,17 @@
         <w:t>=</w:t>
       </w:r>
       <w:proofErr w:type="spellStart"/>
+      <w:proofErr w:type="gramStart"/>
       <w:r>
         <w:t>st.session_state.get</w:t>
       </w:r>
       <w:proofErr w:type="spellEnd"/>
       <w:r>
-        <w:t>("</w:t>
+        <w:t>(</w:t>
+      </w:r>
+      <w:proofErr w:type="gramEnd"/>
+      <w:r>
+        <w:t>"</w:t>
       </w:r>
       <w:proofErr w:type="spellStart"/>
       <w:r>
@@ -2521,11 +2600,19 @@
       </w:r>
       <w:proofErr w:type="spellStart"/>
       <w:r>
-        <w:t>verify_business_tax_status</w:t>
-      </w:r>
-      <w:proofErr w:type="spellEnd"/>
-      <w:r>
-        <w:t>() got an unexpected keyword argument '</w:t>
+        <w:t>verify_business_tax_</w:t>
+      </w:r>
+      <w:proofErr w:type="gramStart"/>
+      <w:r>
+        <w:t>status</w:t>
+      </w:r>
+      <w:proofErr w:type="spellEnd"/>
+      <w:r>
+        <w:t>(</w:t>
+      </w:r>
+      <w:proofErr w:type="gramEnd"/>
+      <w:r>
+        <w:t>) got an unexpected keyword argument '</w:t>
       </w:r>
       <w:proofErr w:type="spellStart"/>
       <w:r>
@@ -2568,12 +2655,17 @@
         <w:t xml:space="preserve">    result = </w:t>
       </w:r>
       <w:proofErr w:type="spellStart"/>
+      <w:proofErr w:type="gramStart"/>
       <w:r>
         <w:t>func</w:t>
       </w:r>
       <w:proofErr w:type="spellEnd"/>
       <w:r>
-        <w:t>()</w:t>
+        <w:t>(</w:t>
+      </w:r>
+      <w:proofErr w:type="gramEnd"/>
+      <w:r>
+        <w:t>)</w:t>
       </w:r>
     </w:p>
     <w:p>
@@ -2598,7 +2690,15 @@
         </w:tabs>
       </w:pPr>
       <w:r>
-        <w:t xml:space="preserve">    exec(code, module.__</w:t>
+        <w:t xml:space="preserve">    </w:t>
+      </w:r>
+      <w:proofErr w:type="gramStart"/>
+      <w:r>
+        <w:t>exec(</w:t>
+      </w:r>
+      <w:proofErr w:type="gramEnd"/>
+      <w:r>
+        <w:t>code, module.__</w:t>
       </w:r>
       <w:proofErr w:type="spellStart"/>
       <w:r>
@@ -2656,13 +2756,18 @@
       </w:r>
       <w:proofErr w:type="spellStart"/>
       <w:r>
-        <w:t>verify_business_tax_status</w:t>
+        <w:t>verify_business_tax_</w:t>
+      </w:r>
+      <w:proofErr w:type="gramStart"/>
+      <w:r>
+        <w:t>status</w:t>
       </w:r>
       <w:proofErr w:type="spellEnd"/>
       <w:r>
         <w:t>(</w:t>
       </w:r>
       <w:proofErr w:type="spellStart"/>
+      <w:proofErr w:type="gramEnd"/>
       <w:r>
         <w:t>biz_no_field</w:t>
       </w:r>
@@ -2812,12 +2917,17 @@
         <w:t xml:space="preserve">    result = </w:t>
       </w:r>
       <w:proofErr w:type="spellStart"/>
+      <w:proofErr w:type="gramStart"/>
       <w:r>
         <w:t>func</w:t>
       </w:r>
       <w:proofErr w:type="spellEnd"/>
       <w:r>
-        <w:t>()</w:t>
+        <w:t>(</w:t>
+      </w:r>
+      <w:proofErr w:type="gramEnd"/>
+      <w:r>
+        <w:t>)</w:t>
       </w:r>
     </w:p>
     <w:p>
@@ -2842,7 +2952,15 @@
         </w:tabs>
       </w:pPr>
       <w:r>
-        <w:t xml:space="preserve">    exec(code, module.__</w:t>
+        <w:t xml:space="preserve">    </w:t>
+      </w:r>
+      <w:proofErr w:type="gramStart"/>
+      <w:r>
+        <w:t>exec(</w:t>
+      </w:r>
+      <w:proofErr w:type="gramEnd"/>
+      <w:r>
+        <w:t>code, module.__</w:t>
       </w:r>
       <w:proofErr w:type="spellStart"/>
       <w:r>
@@ -3137,7 +3255,15 @@
         </w:tabs>
       </w:pPr>
       <w:r>
-        <w:t xml:space="preserve">    exec(code, </w:t>
+        <w:t xml:space="preserve">    </w:t>
+      </w:r>
+      <w:proofErr w:type="gramStart"/>
+      <w:r>
+        <w:t>exec(</w:t>
+      </w:r>
+      <w:proofErr w:type="gramEnd"/>
+      <w:r>
+        <w:t xml:space="preserve">code, </w:t>
       </w:r>
       <w:proofErr w:type="spellStart"/>
       <w:r>
@@ -3209,12 +3335,17 @@
         <w:t xml:space="preserve">    pdf = </w:t>
       </w:r>
       <w:proofErr w:type="spellStart"/>
+      <w:proofErr w:type="gramStart"/>
       <w:r>
         <w:t>PremiumContractPDF</w:t>
       </w:r>
       <w:proofErr w:type="spellEnd"/>
       <w:r>
-        <w:t>()</w:t>
+        <w:t>(</w:t>
+      </w:r>
+      <w:proofErr w:type="gramEnd"/>
+      <w:r>
+        <w:t>)</w:t>
       </w:r>
     </w:p>
     <w:p>
@@ -3262,11 +3393,19 @@
       </w:r>
       <w:proofErr w:type="spellStart"/>
       <w:r>
-        <w:t>self.add_font</w:t>
-      </w:r>
-      <w:proofErr w:type="spellEnd"/>
-      <w:r>
-        <w:t>("</w:t>
+        <w:t>self.add_</w:t>
+      </w:r>
+      <w:proofErr w:type="gramStart"/>
+      <w:r>
+        <w:t>font</w:t>
+      </w:r>
+      <w:proofErr w:type="spellEnd"/>
+      <w:r>
+        <w:t>(</w:t>
+      </w:r>
+      <w:proofErr w:type="gramEnd"/>
+      <w:r>
+        <w:t>"</w:t>
       </w:r>
       <w:proofErr w:type="spellStart"/>
       <w:r>
@@ -3316,12 +3455,17 @@
         <w:t xml:space="preserve">    return </w:t>
       </w:r>
       <w:proofErr w:type="spellStart"/>
+      <w:proofErr w:type="gramStart"/>
       <w:r>
         <w:t>fn</w:t>
       </w:r>
       <w:proofErr w:type="spellEnd"/>
       <w:r>
-        <w:t>(*</w:t>
+        <w:t>(</w:t>
+      </w:r>
+      <w:proofErr w:type="gramEnd"/>
+      <w:r>
+        <w:t>*</w:t>
       </w:r>
       <w:proofErr w:type="spellStart"/>
       <w:r>
@@ -3365,6 +3509,7 @@
         <w:t xml:space="preserve">    raise </w:t>
       </w:r>
       <w:proofErr w:type="spellStart"/>
+      <w:proofErr w:type="gramStart"/>
       <w:r>
         <w:t>FileNotFoundError</w:t>
       </w:r>
@@ -3373,6 +3518,7 @@
         <w:t>(</w:t>
       </w:r>
       <w:proofErr w:type="spellStart"/>
+      <w:proofErr w:type="gramEnd"/>
       <w:r>
         <w:t>f"TTF</w:t>
       </w:r>
@@ -3387,6 +3533,19 @@
       <w:proofErr w:type="spellEnd"/>
       <w:r>
         <w:t>}")</w:t>
+      </w:r>
+    </w:p>
+    <w:p>
+      <w:pPr>
+        <w:tabs>
+          <w:tab w:val="left" w:pos="1850"/>
+        </w:tabs>
+      </w:pPr>
+      <w:r>
+        <w:rPr>
+          <w:rFonts w:hint="eastAsia"/>
+        </w:rPr>
+        <w:t xml:space="preserve">--------------------------------  </w:t>
       </w:r>
     </w:p>
     <w:p>
